--- a/StingTools/Docs/_template_sources/rfi.docx
+++ b/StingTools/Docs/_template_sources/rfi.docx
@@ -2,121 +2,1071 @@
 <file path=word/document.xml><?xml version="1.0" encoding="utf-8"?>
 <w:document xmlns:wpc="http://schemas.microsoft.com/office/word/2010/wordprocessingCanvas" xmlns:mo="http://schemas.microsoft.com/office/mac/office/2008/main" xmlns:mc="http://schemas.openxmlformats.org/markup-compatibility/2006" xmlns:mv="urn:schemas-microsoft-com:mac:vml" xmlns:o="urn:schemas-microsoft-com:office:office" xmlns:r="http://schemas.openxmlformats.org/officeDocument/2006/relationships" xmlns:m="http://schemas.openxmlformats.org/officeDocument/2006/math" xmlns:v="urn:schemas-microsoft-com:vml" xmlns:wp14="http://schemas.microsoft.com/office/word/2010/wordprocessingDrawing" xmlns:wp="http://schemas.openxmlformats.org/drawingml/2006/wordprocessingDrawing" xmlns:w10="urn:schemas-microsoft-com:office:word" xmlns:w="http://schemas.openxmlformats.org/wordprocessingml/2006/main" xmlns:w14="http://schemas.microsoft.com/office/word/2010/wordml" xmlns:wpg="http://schemas.microsoft.com/office/word/2010/wordprocessingGroup" xmlns:wpi="http://schemas.microsoft.com/office/word/2010/wordprocessingInk" xmlns:wne="http://schemas.microsoft.com/office/word/2006/wordml" xmlns:wps="http://schemas.microsoft.com/office/word/2010/wordprocessingShape" mc:Ignorable="w14 wp14">
   <w:body>
+    <w:tbl>
+      <w:tblPr>
+        <w:tblW w:type="auto" w:w="0"/>
+        <w:jc w:val="center"/>
+        <w:tblLayout w:type="fixed"/>
+        <w:tblLook w:firstColumn="1" w:firstRow="1" w:lastColumn="0" w:lastRow="0" w:noHBand="0" w:noVBand="1" w:val="04A0"/>
+      </w:tblPr>
+      <w:tblGrid>
+        <w:gridCol w:w="4819"/>
+        <w:gridCol w:w="4819"/>
+      </w:tblGrid>
+      <w:tr>
+        <w:tc>
+          <w:tcPr>
+            <w:tcW w:type="dxa" w:w="6803"/>
+            <w:shd w:fill="DDEBF7" w:val="clear"/>
+          </w:tcPr>
+          <w:p>
+            <w:r>
+              <w:rPr>
+                <w:b/>
+                <w:color w:val="1F4E79"/>
+                <w:sz w:val="32"/>
+              </w:rPr>
+              <w:t>{{project.company_name}}</w:t>
+            </w:r>
+            <w:r>
+              <w:rPr>
+                <w:sz w:val="8"/>
+              </w:rPr>
+              <w:br/>
+            </w:r>
+            <w:r>
+              <w:rPr>
+                <w:color w:val="595959"/>
+                <w:sz w:val="18"/>
+              </w:rPr>
+              <w:t>{{project.company_address_line_1}}</w:t>
+            </w:r>
+          </w:p>
+        </w:tc>
+        <w:tc>
+          <w:tcPr>
+            <w:tcW w:type="dxa" w:w="2835"/>
+            <w:shd w:fill="DDEBF7" w:val="clear"/>
+          </w:tcPr>
+          <w:p>
+            <w:pPr>
+              <w:jc w:val="right"/>
+            </w:pPr>
+            <w:r>
+              <w:rPr>
+                <w:b/>
+                <w:color w:val="1F4E79"/>
+                <w:sz w:val="26"/>
+              </w:rPr>
+              <w:t>Request for Information (B08)</w:t>
+            </w:r>
+            <w:r>
+              <w:rPr>
+                <w:sz w:val="8"/>
+              </w:rPr>
+              <w:br/>
+            </w:r>
+            <w:r>
+              <w:rPr>
+                <w:i/>
+                <w:color w:val="595959"/>
+                <w:sz w:val="16"/>
+              </w:rPr>
+              <w:t>Issued {{doc.generated_at}}</w:t>
+            </w:r>
+          </w:p>
+        </w:tc>
+      </w:tr>
+    </w:tbl>
+    <w:p>
+      <w:r>
+        <w:rPr>
+          <w:b w:val="0"/>
+          <w:i/>
+          <w:color w:val="595959"/>
+          <w:sz w:val="18"/>
+        </w:rPr>
+        <w:t>Formal RFI per the rfi_default workflow. Tracked to closure in the CDE; SLA breaches escalate per workflow JSON.</w:t>
+      </w:r>
+    </w:p>
     <w:p>
       <w:pPr>
-        <w:jc w:val="center"/>
+        <w:spacing w:before="160" w:after="40"/>
       </w:pPr>
       <w:r>
         <w:rPr>
           <w:b/>
-          <w:sz w:val="32"/>
+          <w:color w:val="1F4E79"/>
+          <w:sz w:val="22"/>
         </w:rPr>
-        <w:t>{{project.company_name}}</w:t>
+        <w:t>RFI header</w:t>
       </w:r>
     </w:p>
-    <w:p>
-      <w:pPr>
-        <w:jc w:val="center"/>
-      </w:pPr>
-      <w:r>
-        <w:t>{{project.company_address_line_1}}</w:t>
-      </w:r>
-    </w:p>
+    <w:tbl>
+      <w:tblPr>
+        <w:tblW w:type="auto" w:w="0"/>
+        <w:tblLayout w:type="fixed"/>
+        <w:tblLook w:firstColumn="1" w:firstRow="1" w:lastColumn="0" w:lastRow="0" w:noHBand="0" w:noVBand="1" w:val="04A0"/>
+      </w:tblPr>
+      <w:tblGrid>
+        <w:gridCol w:w="4819"/>
+        <w:gridCol w:w="4819"/>
+      </w:tblGrid>
+      <w:tr>
+        <w:tc>
+          <w:tcPr>
+            <w:tcW w:type="dxa" w:w="2835"/>
+            <w:tcBorders>
+              <w:top w:val="single" w:sz="4" w:color="7F7F7F"/>
+              <w:left w:val="single" w:sz="4" w:color="7F7F7F"/>
+              <w:bottom w:val="single" w:sz="4" w:color="7F7F7F"/>
+              <w:right w:val="single" w:sz="4" w:color="7F7F7F"/>
+            </w:tcBorders>
+            <w:shd w:fill="F2F2F2" w:val="clear"/>
+          </w:tcPr>
+          <w:p>
+            <w:r>
+              <w:rPr>
+                <w:b/>
+              </w:rPr>
+              <w:t>RFI id</w:t>
+            </w:r>
+          </w:p>
+        </w:tc>
+        <w:tc>
+          <w:tcPr>
+            <w:tcW w:type="dxa" w:w="6520"/>
+            <w:tcBorders>
+              <w:top w:val="single" w:sz="4" w:color="7F7F7F"/>
+              <w:left w:val="single" w:sz="4" w:color="7F7F7F"/>
+              <w:bottom w:val="single" w:sz="4" w:color="7F7F7F"/>
+              <w:right w:val="single" w:sz="4" w:color="7F7F7F"/>
+            </w:tcBorders>
+            <w:shd w:fill="F2F2F2" w:val="clear"/>
+          </w:tcPr>
+          <w:p>
+            <w:r>
+              <w:t>{{doc.number}}</w:t>
+            </w:r>
+          </w:p>
+        </w:tc>
+      </w:tr>
+      <w:tr>
+        <w:tc>
+          <w:tcPr>
+            <w:tcW w:type="dxa" w:w="2835"/>
+            <w:tcBorders>
+              <w:top w:val="single" w:sz="4" w:color="7F7F7F"/>
+              <w:left w:val="single" w:sz="4" w:color="7F7F7F"/>
+              <w:bottom w:val="single" w:sz="4" w:color="7F7F7F"/>
+              <w:right w:val="single" w:sz="4" w:color="7F7F7F"/>
+            </w:tcBorders>
+          </w:tcPr>
+          <w:p>
+            <w:r>
+              <w:rPr>
+                <w:b/>
+              </w:rPr>
+              <w:t>Project</w:t>
+            </w:r>
+          </w:p>
+        </w:tc>
+        <w:tc>
+          <w:tcPr>
+            <w:tcW w:type="dxa" w:w="6520"/>
+            <w:tcBorders>
+              <w:top w:val="single" w:sz="4" w:color="7F7F7F"/>
+              <w:left w:val="single" w:sz="4" w:color="7F7F7F"/>
+              <w:bottom w:val="single" w:sz="4" w:color="7F7F7F"/>
+              <w:right w:val="single" w:sz="4" w:color="7F7F7F"/>
+            </w:tcBorders>
+          </w:tcPr>
+          <w:p>
+            <w:r>
+              <w:t>{{project.name}} ({{project.code}})</w:t>
+            </w:r>
+          </w:p>
+        </w:tc>
+      </w:tr>
+      <w:tr>
+        <w:tc>
+          <w:tcPr>
+            <w:tcW w:type="dxa" w:w="2835"/>
+            <w:tcBorders>
+              <w:top w:val="single" w:sz="4" w:color="7F7F7F"/>
+              <w:left w:val="single" w:sz="4" w:color="7F7F7F"/>
+              <w:bottom w:val="single" w:sz="4" w:color="7F7F7F"/>
+              <w:right w:val="single" w:sz="4" w:color="7F7F7F"/>
+            </w:tcBorders>
+            <w:shd w:fill="F2F2F2" w:val="clear"/>
+          </w:tcPr>
+          <w:p>
+            <w:r>
+              <w:rPr>
+                <w:b/>
+              </w:rPr>
+              <w:t>Discipline</w:t>
+            </w:r>
+          </w:p>
+        </w:tc>
+        <w:tc>
+          <w:tcPr>
+            <w:tcW w:type="dxa" w:w="6520"/>
+            <w:tcBorders>
+              <w:top w:val="single" w:sz="4" w:color="7F7F7F"/>
+              <w:left w:val="single" w:sz="4" w:color="7F7F7F"/>
+              <w:bottom w:val="single" w:sz="4" w:color="7F7F7F"/>
+              <w:right w:val="single" w:sz="4" w:color="7F7F7F"/>
+            </w:tcBorders>
+            <w:shd w:fill="F2F2F2" w:val="clear"/>
+          </w:tcPr>
+          <w:p>
+            <w:r>
+              <w:t>{{doc.discipline}}</w:t>
+            </w:r>
+          </w:p>
+        </w:tc>
+      </w:tr>
+      <w:tr>
+        <w:tc>
+          <w:tcPr>
+            <w:tcW w:type="dxa" w:w="2835"/>
+            <w:tcBorders>
+              <w:top w:val="single" w:sz="4" w:color="7F7F7F"/>
+              <w:left w:val="single" w:sz="4" w:color="7F7F7F"/>
+              <w:bottom w:val="single" w:sz="4" w:color="7F7F7F"/>
+              <w:right w:val="single" w:sz="4" w:color="7F7F7F"/>
+            </w:tcBorders>
+          </w:tcPr>
+          <w:p>
+            <w:r>
+              <w:rPr>
+                <w:b/>
+              </w:rPr>
+              <w:t>System</w:t>
+            </w:r>
+          </w:p>
+        </w:tc>
+        <w:tc>
+          <w:tcPr>
+            <w:tcW w:type="dxa" w:w="6520"/>
+            <w:tcBorders>
+              <w:top w:val="single" w:sz="4" w:color="7F7F7F"/>
+              <w:left w:val="single" w:sz="4" w:color="7F7F7F"/>
+              <w:bottom w:val="single" w:sz="4" w:color="7F7F7F"/>
+              <w:right w:val="single" w:sz="4" w:color="7F7F7F"/>
+            </w:tcBorders>
+          </w:tcPr>
+          <w:p>
+            <w:r>
+              <w:t>{{doc.system}}</w:t>
+            </w:r>
+          </w:p>
+        </w:tc>
+      </w:tr>
+      <w:tr>
+        <w:tc>
+          <w:tcPr>
+            <w:tcW w:type="dxa" w:w="2835"/>
+            <w:tcBorders>
+              <w:top w:val="single" w:sz="4" w:color="7F7F7F"/>
+              <w:left w:val="single" w:sz="4" w:color="7F7F7F"/>
+              <w:bottom w:val="single" w:sz="4" w:color="7F7F7F"/>
+              <w:right w:val="single" w:sz="4" w:color="7F7F7F"/>
+            </w:tcBorders>
+            <w:shd w:fill="F2F2F2" w:val="clear"/>
+          </w:tcPr>
+          <w:p>
+            <w:r>
+              <w:rPr>
+                <w:b/>
+              </w:rPr>
+              <w:t>Location</w:t>
+            </w:r>
+          </w:p>
+        </w:tc>
+        <w:tc>
+          <w:tcPr>
+            <w:tcW w:type="dxa" w:w="6520"/>
+            <w:tcBorders>
+              <w:top w:val="single" w:sz="4" w:color="7F7F7F"/>
+              <w:left w:val="single" w:sz="4" w:color="7F7F7F"/>
+              <w:bottom w:val="single" w:sz="4" w:color="7F7F7F"/>
+              <w:right w:val="single" w:sz="4" w:color="7F7F7F"/>
+            </w:tcBorders>
+            <w:shd w:fill="F2F2F2" w:val="clear"/>
+          </w:tcPr>
+          <w:p>
+            <w:r>
+              <w:t>{{doc.fb}} / {{doc.sb}}</w:t>
+            </w:r>
+          </w:p>
+        </w:tc>
+      </w:tr>
+      <w:tr>
+        <w:tc>
+          <w:tcPr>
+            <w:tcW w:type="dxa" w:w="2835"/>
+            <w:tcBorders>
+              <w:top w:val="single" w:sz="4" w:color="7F7F7F"/>
+              <w:left w:val="single" w:sz="4" w:color="7F7F7F"/>
+              <w:bottom w:val="single" w:sz="4" w:color="7F7F7F"/>
+              <w:right w:val="single" w:sz="4" w:color="7F7F7F"/>
+            </w:tcBorders>
+          </w:tcPr>
+          <w:p>
+            <w:r>
+              <w:rPr>
+                <w:b/>
+              </w:rPr>
+              <w:t>Raised by</w:t>
+            </w:r>
+          </w:p>
+        </w:tc>
+        <w:tc>
+          <w:tcPr>
+            <w:tcW w:type="dxa" w:w="6520"/>
+            <w:tcBorders>
+              <w:top w:val="single" w:sz="4" w:color="7F7F7F"/>
+              <w:left w:val="single" w:sz="4" w:color="7F7F7F"/>
+              <w:bottom w:val="single" w:sz="4" w:color="7F7F7F"/>
+              <w:right w:val="single" w:sz="4" w:color="7F7F7F"/>
+            </w:tcBorders>
+          </w:tcPr>
+          <w:p>
+            <w:r>
+              <w:t>{{people.issued_by}}</w:t>
+            </w:r>
+          </w:p>
+        </w:tc>
+      </w:tr>
+      <w:tr>
+        <w:tc>
+          <w:tcPr>
+            <w:tcW w:type="dxa" w:w="2835"/>
+            <w:tcBorders>
+              <w:top w:val="single" w:sz="4" w:color="7F7F7F"/>
+              <w:left w:val="single" w:sz="4" w:color="7F7F7F"/>
+              <w:bottom w:val="single" w:sz="4" w:color="7F7F7F"/>
+              <w:right w:val="single" w:sz="4" w:color="7F7F7F"/>
+            </w:tcBorders>
+            <w:shd w:fill="F2F2F2" w:val="clear"/>
+          </w:tcPr>
+          <w:p>
+            <w:r>
+              <w:rPr>
+                <w:b/>
+              </w:rPr>
+              <w:t>Date raised</w:t>
+            </w:r>
+          </w:p>
+        </w:tc>
+        <w:tc>
+          <w:tcPr>
+            <w:tcW w:type="dxa" w:w="6520"/>
+            <w:tcBorders>
+              <w:top w:val="single" w:sz="4" w:color="7F7F7F"/>
+              <w:left w:val="single" w:sz="4" w:color="7F7F7F"/>
+              <w:bottom w:val="single" w:sz="4" w:color="7F7F7F"/>
+              <w:right w:val="single" w:sz="4" w:color="7F7F7F"/>
+            </w:tcBorders>
+            <w:shd w:fill="F2F2F2" w:val="clear"/>
+          </w:tcPr>
+          <w:p>
+            <w:r>
+              <w:t>{{doc.generated_at}}</w:t>
+            </w:r>
+          </w:p>
+        </w:tc>
+      </w:tr>
+      <w:tr>
+        <w:tc>
+          <w:tcPr>
+            <w:tcW w:type="dxa" w:w="2835"/>
+            <w:tcBorders>
+              <w:top w:val="single" w:sz="4" w:color="7F7F7F"/>
+              <w:left w:val="single" w:sz="4" w:color="7F7F7F"/>
+              <w:bottom w:val="single" w:sz="4" w:color="7F7F7F"/>
+              <w:right w:val="single" w:sz="4" w:color="7F7F7F"/>
+            </w:tcBorders>
+          </w:tcPr>
+          <w:p>
+            <w:r>
+              <w:rPr>
+                <w:b/>
+              </w:rPr>
+              <w:t>Response due</w:t>
+            </w:r>
+          </w:p>
+        </w:tc>
+        <w:tc>
+          <w:tcPr>
+            <w:tcW w:type="dxa" w:w="6520"/>
+            <w:tcBorders>
+              <w:top w:val="single" w:sz="4" w:color="7F7F7F"/>
+              <w:left w:val="single" w:sz="4" w:color="7F7F7F"/>
+              <w:bottom w:val="single" w:sz="4" w:color="7F7F7F"/>
+              <w:right w:val="single" w:sz="4" w:color="7F7F7F"/>
+            </w:tcBorders>
+          </w:tcPr>
+          <w:p>
+            <w:r>
+              <w:t>{{transmittal.response_due}}</w:t>
+            </w:r>
+          </w:p>
+        </w:tc>
+      </w:tr>
+    </w:tbl>
     <w:p/>
     <w:p>
       <w:pPr>
-        <w:jc w:val="center"/>
+        <w:spacing w:before="160" w:after="40"/>
       </w:pPr>
       <w:r>
         <w:rPr>
           <w:b/>
-          <w:sz w:val="28"/>
+          <w:color w:val="1F4E79"/>
+          <w:sz w:val="22"/>
         </w:rPr>
-        <w:t>Request for Information (B08)</w:t>
+        <w:t>Subject</w:t>
       </w:r>
     </w:p>
     <w:p>
       <w:r>
         <w:rPr>
           <w:b/>
+          <w:i w:val="0"/>
+          <w:sz w:val="20"/>
         </w:rPr>
-        <w:t>RFI Id</w:t>
-      </w:r>
-    </w:p>
-    <w:p>
-      <w:r>
-        <w:t>{{doc.number}}</w:t>
-      </w:r>
-    </w:p>
-    <w:p>
-      <w:r>
-        <w:rPr>
-          <w:b/>
-        </w:rPr>
-        <w:t>Raised By</w:t>
-      </w:r>
-    </w:p>
-    <w:p>
-      <w:r>
-        <w:t>{{people.issued_by}}</w:t>
-      </w:r>
-    </w:p>
-    <w:p>
-      <w:r>
-        <w:rPr>
-          <w:b/>
-        </w:rPr>
-        <w:t>Subject</w:t>
-      </w:r>
-    </w:p>
-    <w:p>
-      <w:r>
         <w:t>{{doc.title}}</w:t>
       </w:r>
     </w:p>
     <w:p>
+      <w:pPr>
+        <w:spacing w:before="160" w:after="40"/>
+      </w:pPr>
       <w:r>
         <w:rPr>
           <w:b/>
+          <w:color w:val="1F4E79"/>
+          <w:sz w:val="22"/>
         </w:rPr>
         <w:t>Question</w:t>
       </w:r>
     </w:p>
     <w:p>
       <w:r>
+        <w:rPr>
+          <w:b w:val="0"/>
+          <w:i w:val="0"/>
+          <w:sz w:val="20"/>
+        </w:rPr>
         <w:t>{{doc.reason}}</w:t>
       </w:r>
     </w:p>
     <w:p>
+      <w:pPr>
+        <w:spacing w:before="160" w:after="40"/>
+      </w:pPr>
       <w:r>
         <w:rPr>
           <w:b/>
+          <w:color w:val="1F4E79"/>
+          <w:sz w:val="22"/>
         </w:rPr>
-        <w:t>Response required</w:t>
+        <w:t>Supporting references</w:t>
       </w:r>
     </w:p>
+    <w:tbl>
+      <w:tblPr>
+        <w:tblW w:type="auto" w:w="0"/>
+        <w:tblLayout w:type="autofit"/>
+        <w:tblLook w:firstColumn="1" w:firstRow="1" w:lastColumn="0" w:lastRow="0" w:noHBand="0" w:noVBand="1" w:val="04A0"/>
+      </w:tblPr>
+      <w:tblGrid>
+        <w:gridCol w:w="2409"/>
+        <w:gridCol w:w="2409"/>
+        <w:gridCol w:w="2409"/>
+        <w:gridCol w:w="2409"/>
+      </w:tblGrid>
+      <w:tr>
+        <w:tc>
+          <w:tcPr>
+            <w:tcW w:type="dxa" w:w="2409"/>
+            <w:shd w:fill="DDEBF7" w:val="clear"/>
+            <w:tcBorders>
+              <w:top w:val="single" w:sz="4" w:color="7F7F7F"/>
+              <w:left w:val="single" w:sz="4" w:color="7F7F7F"/>
+              <w:bottom w:val="single" w:sz="4" w:color="7F7F7F"/>
+              <w:right w:val="single" w:sz="4" w:color="7F7F7F"/>
+            </w:tcBorders>
+          </w:tcPr>
+          <w:p>
+            <w:r>
+              <w:rPr>
+                <w:b/>
+                <w:sz w:val="18"/>
+              </w:rPr>
+              <w:t>Type</w:t>
+            </w:r>
+          </w:p>
+        </w:tc>
+        <w:tc>
+          <w:tcPr>
+            <w:tcW w:type="dxa" w:w="2409"/>
+            <w:shd w:fill="DDEBF7" w:val="clear"/>
+            <w:tcBorders>
+              <w:top w:val="single" w:sz="4" w:color="7F7F7F"/>
+              <w:left w:val="single" w:sz="4" w:color="7F7F7F"/>
+              <w:bottom w:val="single" w:sz="4" w:color="7F7F7F"/>
+              <w:right w:val="single" w:sz="4" w:color="7F7F7F"/>
+            </w:tcBorders>
+          </w:tcPr>
+          <w:p>
+            <w:r>
+              <w:rPr>
+                <w:b/>
+                <w:sz w:val="18"/>
+              </w:rPr>
+              <w:t>Id</w:t>
+            </w:r>
+          </w:p>
+        </w:tc>
+        <w:tc>
+          <w:tcPr>
+            <w:tcW w:type="dxa" w:w="2409"/>
+            <w:shd w:fill="DDEBF7" w:val="clear"/>
+            <w:tcBorders>
+              <w:top w:val="single" w:sz="4" w:color="7F7F7F"/>
+              <w:left w:val="single" w:sz="4" w:color="7F7F7F"/>
+              <w:bottom w:val="single" w:sz="4" w:color="7F7F7F"/>
+              <w:right w:val="single" w:sz="4" w:color="7F7F7F"/>
+            </w:tcBorders>
+          </w:tcPr>
+          <w:p>
+            <w:r>
+              <w:rPr>
+                <w:b/>
+                <w:sz w:val="18"/>
+              </w:rPr>
+              <w:t>Title</w:t>
+            </w:r>
+          </w:p>
+        </w:tc>
+        <w:tc>
+          <w:tcPr>
+            <w:tcW w:type="dxa" w:w="2409"/>
+            <w:shd w:fill="DDEBF7" w:val="clear"/>
+            <w:tcBorders>
+              <w:top w:val="single" w:sz="4" w:color="7F7F7F"/>
+              <w:left w:val="single" w:sz="4" w:color="7F7F7F"/>
+              <w:bottom w:val="single" w:sz="4" w:color="7F7F7F"/>
+              <w:right w:val="single" w:sz="4" w:color="7F7F7F"/>
+            </w:tcBorders>
+          </w:tcPr>
+          <w:p>
+            <w:r>
+              <w:rPr>
+                <w:b/>
+                <w:sz w:val="18"/>
+              </w:rPr>
+              <w:t>URL</w:t>
+            </w:r>
+          </w:p>
+        </w:tc>
+      </w:tr>
+      <w:tr>
+        <w:tc>
+          <w:tcPr>
+            <w:tcW w:type="dxa" w:w="2409"/>
+            <w:tcBorders>
+              <w:top w:val="single" w:sz="4" w:color="7F7F7F"/>
+              <w:left w:val="single" w:sz="4" w:color="7F7F7F"/>
+              <w:bottom w:val="single" w:sz="4" w:color="7F7F7F"/>
+              <w:right w:val="single" w:sz="4" w:color="7F7F7F"/>
+            </w:tcBorders>
+          </w:tcPr>
+          <w:p>
+            <w:r>
+              <w:t>{{foreach references}}</w:t>
+            </w:r>
+          </w:p>
+          <w:p>
+            <w:r>
+              <w:t>{{ref_type}}</w:t>
+            </w:r>
+          </w:p>
+        </w:tc>
+        <w:tc>
+          <w:tcPr>
+            <w:tcW w:type="dxa" w:w="2409"/>
+            <w:tcBorders>
+              <w:top w:val="single" w:sz="4" w:color="7F7F7F"/>
+              <w:left w:val="single" w:sz="4" w:color="7F7F7F"/>
+              <w:bottom w:val="single" w:sz="4" w:color="7F7F7F"/>
+              <w:right w:val="single" w:sz="4" w:color="7F7F7F"/>
+            </w:tcBorders>
+          </w:tcPr>
+          <w:p>
+            <w:r>
+              <w:t>{{ref_id}}</w:t>
+            </w:r>
+          </w:p>
+        </w:tc>
+        <w:tc>
+          <w:tcPr>
+            <w:tcW w:type="dxa" w:w="2409"/>
+            <w:tcBorders>
+              <w:top w:val="single" w:sz="4" w:color="7F7F7F"/>
+              <w:left w:val="single" w:sz="4" w:color="7F7F7F"/>
+              <w:bottom w:val="single" w:sz="4" w:color="7F7F7F"/>
+              <w:right w:val="single" w:sz="4" w:color="7F7F7F"/>
+            </w:tcBorders>
+          </w:tcPr>
+          <w:p>
+            <w:r>
+              <w:t>{{ref_title}}</w:t>
+            </w:r>
+          </w:p>
+        </w:tc>
+        <w:tc>
+          <w:tcPr>
+            <w:tcW w:type="dxa" w:w="2409"/>
+            <w:tcBorders>
+              <w:top w:val="single" w:sz="4" w:color="7F7F7F"/>
+              <w:left w:val="single" w:sz="4" w:color="7F7F7F"/>
+              <w:bottom w:val="single" w:sz="4" w:color="7F7F7F"/>
+              <w:right w:val="single" w:sz="4" w:color="7F7F7F"/>
+            </w:tcBorders>
+          </w:tcPr>
+          <w:p>
+            <w:r>
+              <w:t>{{ref_url}}</w:t>
+            </w:r>
+          </w:p>
+          <w:p>
+            <w:r>
+              <w:t>{{endforeach}}</w:t>
+            </w:r>
+          </w:p>
+        </w:tc>
+      </w:tr>
+    </w:tbl>
+    <w:p/>
     <w:p>
-      <w:r>
-        <w:t>{{transmittal.response_due}}</w:t>
-      </w:r>
-    </w:p>
-    <w:p>
+      <w:pPr>
+        <w:spacing w:before="160" w:after="40"/>
+      </w:pPr>
       <w:r>
         <w:rPr>
           <w:b/>
+          <w:color w:val="1F4E79"/>
+          <w:sz w:val="22"/>
         </w:rPr>
-        <w:t>References</w:t>
+        <w:t>Response</w:t>
       </w:r>
     </w:p>
+    <w:tbl>
+      <w:tblPr>
+        <w:tblW w:type="auto" w:w="0"/>
+        <w:tblLayout w:type="fixed"/>
+        <w:tblLook w:firstColumn="1" w:firstRow="1" w:lastColumn="0" w:lastRow="0" w:noHBand="0" w:noVBand="1" w:val="04A0"/>
+      </w:tblPr>
+      <w:tblGrid>
+        <w:gridCol w:w="4819"/>
+        <w:gridCol w:w="4819"/>
+      </w:tblGrid>
+      <w:tr>
+        <w:tc>
+          <w:tcPr>
+            <w:tcW w:type="dxa" w:w="2835"/>
+            <w:tcBorders>
+              <w:top w:val="single" w:sz="4" w:color="7F7F7F"/>
+              <w:left w:val="single" w:sz="4" w:color="7F7F7F"/>
+              <w:bottom w:val="single" w:sz="4" w:color="7F7F7F"/>
+              <w:right w:val="single" w:sz="4" w:color="7F7F7F"/>
+            </w:tcBorders>
+            <w:shd w:fill="F2F2F2" w:val="clear"/>
+          </w:tcPr>
+          <w:p>
+            <w:r>
+              <w:rPr>
+                <w:b/>
+              </w:rPr>
+              <w:t>Answered by</w:t>
+            </w:r>
+          </w:p>
+        </w:tc>
+        <w:tc>
+          <w:tcPr>
+            <w:tcW w:type="dxa" w:w="6520"/>
+            <w:tcBorders>
+              <w:top w:val="single" w:sz="4" w:color="7F7F7F"/>
+              <w:left w:val="single" w:sz="4" w:color="7F7F7F"/>
+              <w:bottom w:val="single" w:sz="4" w:color="7F7F7F"/>
+              <w:right w:val="single" w:sz="4" w:color="7F7F7F"/>
+            </w:tcBorders>
+            <w:shd w:fill="F2F2F2" w:val="clear"/>
+          </w:tcPr>
+          <w:p>
+            <w:r>
+              <w:t>{{people.reviewed_by}}</w:t>
+            </w:r>
+          </w:p>
+        </w:tc>
+      </w:tr>
+      <w:tr>
+        <w:tc>
+          <w:tcPr>
+            <w:tcW w:type="dxa" w:w="2835"/>
+            <w:tcBorders>
+              <w:top w:val="single" w:sz="4" w:color="7F7F7F"/>
+              <w:left w:val="single" w:sz="4" w:color="7F7F7F"/>
+              <w:bottom w:val="single" w:sz="4" w:color="7F7F7F"/>
+              <w:right w:val="single" w:sz="4" w:color="7F7F7F"/>
+            </w:tcBorders>
+          </w:tcPr>
+          <w:p>
+            <w:r>
+              <w:rPr>
+                <w:b/>
+              </w:rPr>
+              <w:t>Answer</w:t>
+            </w:r>
+          </w:p>
+        </w:tc>
+        <w:tc>
+          <w:tcPr>
+            <w:tcW w:type="dxa" w:w="6520"/>
+            <w:tcBorders>
+              <w:top w:val="single" w:sz="4" w:color="7F7F7F"/>
+              <w:left w:val="single" w:sz="4" w:color="7F7F7F"/>
+              <w:bottom w:val="single" w:sz="4" w:color="7F7F7F"/>
+              <w:right w:val="single" w:sz="4" w:color="7F7F7F"/>
+            </w:tcBorders>
+          </w:tcPr>
+          <w:p>
+            <w:r>
+              <w:t>{{doc.response}}</w:t>
+            </w:r>
+          </w:p>
+        </w:tc>
+      </w:tr>
+      <w:tr>
+        <w:tc>
+          <w:tcPr>
+            <w:tcW w:type="dxa" w:w="2835"/>
+            <w:tcBorders>
+              <w:top w:val="single" w:sz="4" w:color="7F7F7F"/>
+              <w:left w:val="single" w:sz="4" w:color="7F7F7F"/>
+              <w:bottom w:val="single" w:sz="4" w:color="7F7F7F"/>
+              <w:right w:val="single" w:sz="4" w:color="7F7F7F"/>
+            </w:tcBorders>
+            <w:shd w:fill="F2F2F2" w:val="clear"/>
+          </w:tcPr>
+          <w:p>
+            <w:r>
+              <w:rPr>
+                <w:b/>
+              </w:rPr>
+              <w:t>Closed on</w:t>
+            </w:r>
+          </w:p>
+        </w:tc>
+        <w:tc>
+          <w:tcPr>
+            <w:tcW w:type="dxa" w:w="6520"/>
+            <w:tcBorders>
+              <w:top w:val="single" w:sz="4" w:color="7F7F7F"/>
+              <w:left w:val="single" w:sz="4" w:color="7F7F7F"/>
+              <w:bottom w:val="single" w:sz="4" w:color="7F7F7F"/>
+              <w:right w:val="single" w:sz="4" w:color="7F7F7F"/>
+            </w:tcBorders>
+            <w:shd w:fill="F2F2F2" w:val="clear"/>
+          </w:tcPr>
+          <w:p>
+            <w:r>
+              <w:t>{{doc.closed_at}}</w:t>
+            </w:r>
+          </w:p>
+        </w:tc>
+      </w:tr>
+      <w:tr>
+        <w:tc>
+          <w:tcPr>
+            <w:tcW w:type="dxa" w:w="2835"/>
+            <w:tcBorders>
+              <w:top w:val="single" w:sz="4" w:color="7F7F7F"/>
+              <w:left w:val="single" w:sz="4" w:color="7F7F7F"/>
+              <w:bottom w:val="single" w:sz="4" w:color="7F7F7F"/>
+              <w:right w:val="single" w:sz="4" w:color="7F7F7F"/>
+            </w:tcBorders>
+          </w:tcPr>
+          <w:p>
+            <w:r>
+              <w:rPr>
+                <w:b/>
+              </w:rPr>
+              <w:t>Cost impact</w:t>
+            </w:r>
+          </w:p>
+        </w:tc>
+        <w:tc>
+          <w:tcPr>
+            <w:tcW w:type="dxa" w:w="6520"/>
+            <w:tcBorders>
+              <w:top w:val="single" w:sz="4" w:color="7F7F7F"/>
+              <w:left w:val="single" w:sz="4" w:color="7F7F7F"/>
+              <w:bottom w:val="single" w:sz="4" w:color="7F7F7F"/>
+              <w:right w:val="single" w:sz="4" w:color="7F7F7F"/>
+            </w:tcBorders>
+          </w:tcPr>
+          <w:p>
+            <w:r>
+              <w:t>{{doc.cost_impact}}</w:t>
+            </w:r>
+          </w:p>
+        </w:tc>
+      </w:tr>
+      <w:tr>
+        <w:tc>
+          <w:tcPr>
+            <w:tcW w:type="dxa" w:w="2835"/>
+            <w:tcBorders>
+              <w:top w:val="single" w:sz="4" w:color="7F7F7F"/>
+              <w:left w:val="single" w:sz="4" w:color="7F7F7F"/>
+              <w:bottom w:val="single" w:sz="4" w:color="7F7F7F"/>
+              <w:right w:val="single" w:sz="4" w:color="7F7F7F"/>
+            </w:tcBorders>
+            <w:shd w:fill="F2F2F2" w:val="clear"/>
+          </w:tcPr>
+          <w:p>
+            <w:r>
+              <w:rPr>
+                <w:b/>
+              </w:rPr>
+              <w:t>Time impact</w:t>
+            </w:r>
+          </w:p>
+        </w:tc>
+        <w:tc>
+          <w:tcPr>
+            <w:tcW w:type="dxa" w:w="6520"/>
+            <w:tcBorders>
+              <w:top w:val="single" w:sz="4" w:color="7F7F7F"/>
+              <w:left w:val="single" w:sz="4" w:color="7F7F7F"/>
+              <w:bottom w:val="single" w:sz="4" w:color="7F7F7F"/>
+              <w:right w:val="single" w:sz="4" w:color="7F7F7F"/>
+            </w:tcBorders>
+            <w:shd w:fill="F2F2F2" w:val="clear"/>
+          </w:tcPr>
+          <w:p>
+            <w:r>
+              <w:t>{{doc.time_impact}}</w:t>
+            </w:r>
+          </w:p>
+        </w:tc>
+      </w:tr>
+    </w:tbl>
+    <w:p/>
     <w:p>
+      <w:pPr>
+        <w:spacing w:before="160" w:after="40"/>
+      </w:pPr>
       <w:r>
-        <w:t>{{foreach references}} {{ref_type}} {{ref_id}} — {{ref_title}} {{endforeach}}</w:t>
+        <w:rPr>
+          <w:b/>
+          <w:color w:val="1F4E79"/>
+          <w:sz w:val="22"/>
+        </w:rPr>
+        <w:t>Signatures</w:t>
       </w:r>
     </w:p>
+    <w:tbl>
+      <w:tblPr>
+        <w:tblW w:type="auto" w:w="0"/>
+        <w:tblLayout w:type="autofit"/>
+        <w:tblLook w:firstColumn="1" w:firstRow="1" w:lastColumn="0" w:lastRow="0" w:noHBand="0" w:noVBand="1" w:val="04A0"/>
+      </w:tblPr>
+      <w:tblGrid>
+        <w:gridCol w:w="3213"/>
+        <w:gridCol w:w="3213"/>
+        <w:gridCol w:w="3213"/>
+      </w:tblGrid>
+      <w:tr>
+        <w:tc>
+          <w:tcPr>
+            <w:tcW w:type="dxa" w:w="3213"/>
+            <w:tcBorders>
+              <w:top w:val="single" w:sz="4" w:color="7F7F7F"/>
+              <w:left w:val="single" w:sz="4" w:color="7F7F7F"/>
+              <w:bottom w:val="single" w:sz="4" w:color="7F7F7F"/>
+              <w:right w:val="single" w:sz="4" w:color="7F7F7F"/>
+            </w:tcBorders>
+          </w:tcPr>
+          <w:p>
+            <w:r>
+              <w:rPr>
+                <w:b/>
+              </w:rPr>
+              <w:t>Raised by</w:t>
+            </w:r>
+          </w:p>
+        </w:tc>
+        <w:tc>
+          <w:tcPr>
+            <w:tcW w:type="dxa" w:w="3213"/>
+            <w:tcBorders>
+              <w:top w:val="single" w:sz="4" w:color="7F7F7F"/>
+              <w:left w:val="single" w:sz="4" w:color="7F7F7F"/>
+              <w:bottom w:val="single" w:sz="4" w:color="7F7F7F"/>
+              <w:right w:val="single" w:sz="4" w:color="7F7F7F"/>
+            </w:tcBorders>
+          </w:tcPr>
+          <w:p>
+            <w:r>
+              <w:rPr>
+                <w:b/>
+              </w:rPr>
+              <w:t>Answered by</w:t>
+            </w:r>
+          </w:p>
+        </w:tc>
+        <w:tc>
+          <w:tcPr>
+            <w:tcW w:type="dxa" w:w="3213"/>
+            <w:tcBorders>
+              <w:top w:val="single" w:sz="4" w:color="7F7F7F"/>
+              <w:left w:val="single" w:sz="4" w:color="7F7F7F"/>
+              <w:bottom w:val="single" w:sz="4" w:color="7F7F7F"/>
+              <w:right w:val="single" w:sz="4" w:color="7F7F7F"/>
+            </w:tcBorders>
+          </w:tcPr>
+          <w:p>
+            <w:r>
+              <w:rPr>
+                <w:b/>
+              </w:rPr>
+              <w:t>Approved by</w:t>
+            </w:r>
+          </w:p>
+        </w:tc>
+      </w:tr>
+      <w:tr>
+        <w:tc>
+          <w:tcPr>
+            <w:tcW w:type="dxa" w:w="3213"/>
+            <w:tcBorders>
+              <w:top w:val="single" w:sz="4" w:color="7F7F7F"/>
+              <w:left w:val="single" w:sz="4" w:color="7F7F7F"/>
+              <w:bottom w:val="single" w:sz="4" w:color="7F7F7F"/>
+              <w:right w:val="single" w:sz="4" w:color="7F7F7F"/>
+            </w:tcBorders>
+          </w:tcPr>
+          <w:p>
+            <w:r>
+              <w:t>{{people.issued_by}}</w:t>
+            </w:r>
+          </w:p>
+        </w:tc>
+        <w:tc>
+          <w:tcPr>
+            <w:tcW w:type="dxa" w:w="3213"/>
+            <w:tcBorders>
+              <w:top w:val="single" w:sz="4" w:color="7F7F7F"/>
+              <w:left w:val="single" w:sz="4" w:color="7F7F7F"/>
+              <w:bottom w:val="single" w:sz="4" w:color="7F7F7F"/>
+              <w:right w:val="single" w:sz="4" w:color="7F7F7F"/>
+            </w:tcBorders>
+          </w:tcPr>
+          <w:p>
+            <w:r>
+              <w:t>{{people.reviewed_by}}</w:t>
+            </w:r>
+          </w:p>
+        </w:tc>
+        <w:tc>
+          <w:tcPr>
+            <w:tcW w:type="dxa" w:w="3213"/>
+            <w:tcBorders>
+              <w:top w:val="single" w:sz="4" w:color="7F7F7F"/>
+              <w:left w:val="single" w:sz="4" w:color="7F7F7F"/>
+              <w:bottom w:val="single" w:sz="4" w:color="7F7F7F"/>
+              <w:right w:val="single" w:sz="4" w:color="7F7F7F"/>
+            </w:tcBorders>
+          </w:tcPr>
+          <w:p>
+            <w:r>
+              <w:t>{{people.approved_by}}</w:t>
+            </w:r>
+          </w:p>
+        </w:tc>
+      </w:tr>
+      <w:tr>
+        <w:tc>
+          <w:tcPr>
+            <w:tcW w:type="dxa" w:w="3213"/>
+            <w:tcBorders>
+              <w:top w:val="single" w:sz="4" w:color="7F7F7F"/>
+              <w:left w:val="single" w:sz="4" w:color="7F7F7F"/>
+              <w:bottom w:val="single" w:sz="4" w:color="7F7F7F"/>
+              <w:right w:val="single" w:sz="4" w:color="7F7F7F"/>
+            </w:tcBorders>
+          </w:tcPr>
+          <w:p>
+            <w:r>
+              <w:rPr>
+                <w:sz w:val="18"/>
+              </w:rPr>
+              <w:t>Signature: ___________________   Date: ___________</w:t>
+            </w:r>
+          </w:p>
+        </w:tc>
+        <w:tc>
+          <w:tcPr>
+            <w:tcW w:type="dxa" w:w="3213"/>
+            <w:tcBorders>
+              <w:top w:val="single" w:sz="4" w:color="7F7F7F"/>
+              <w:left w:val="single" w:sz="4" w:color="7F7F7F"/>
+              <w:bottom w:val="single" w:sz="4" w:color="7F7F7F"/>
+              <w:right w:val="single" w:sz="4" w:color="7F7F7F"/>
+            </w:tcBorders>
+          </w:tcPr>
+          <w:p>
+            <w:r>
+              <w:rPr>
+                <w:sz w:val="18"/>
+              </w:rPr>
+              <w:t>Signature: ___________________   Date: ___________</w:t>
+            </w:r>
+          </w:p>
+        </w:tc>
+        <w:tc>
+          <w:tcPr>
+            <w:tcW w:type="dxa" w:w="3213"/>
+            <w:tcBorders>
+              <w:top w:val="single" w:sz="4" w:color="7F7F7F"/>
+              <w:left w:val="single" w:sz="4" w:color="7F7F7F"/>
+              <w:bottom w:val="single" w:sz="4" w:color="7F7F7F"/>
+              <w:right w:val="single" w:sz="4" w:color="7F7F7F"/>
+            </w:tcBorders>
+          </w:tcPr>
+          <w:p>
+            <w:r>
+              <w:rPr>
+                <w:sz w:val="18"/>
+              </w:rPr>
+              <w:t>Signature: ___________________   Date: ___________</w:t>
+            </w:r>
+          </w:p>
+        </w:tc>
+      </w:tr>
+    </w:tbl>
+    <w:p/>
     <w:sectPr>
       <w:footerReference w:type="default" r:id="rId9"/>
-      <w:pgSz w:w="12240" w:h="15840"/>
-      <w:pgMar w:top="1440" w:right="1440" w:bottom="1440" w:left="1440" w:header="720" w:footer="720" w:gutter="0"/>
+      <w:pgSz w:w="11906" w:h="16838"/>
+      <w:pgMar w:top="1134" w:right="1134" w:bottom="1134" w:left="1134" w:header="720" w:footer="720" w:gutter="0"/>
       <w:cols w:space="720"/>
       <w:docGrid w:linePitch="360"/>
     </w:sectPr>
@@ -129,15 +1079,83 @@
   <w:p>
     <w:pPr>
       <w:pStyle w:val="Footer"/>
-      <w:jc w:val="center"/>
-    </w:pPr>
-    <w:r>
-      <w:rPr>
-        <w:i/>
-      </w:rPr>
-      <w:t xml:space="preserve">{{project.company_name}}   |   Page {{doc.number}}   |   </w:t>
-    </w:r>
+    </w:pPr>
   </w:p>
+  <w:tbl>
+    <w:tblPr>
+      <w:tblW w:type="auto" w:w="0"/>
+      <w:tblLayout w:type="autofit"/>
+      <w:tblLook w:firstColumn="1" w:firstRow="1" w:lastColumn="0" w:lastRow="0" w:noHBand="0" w:noVBand="1" w:val="04A0"/>
+    </w:tblPr>
+    <w:tblGrid>
+      <w:gridCol w:w="3213"/>
+      <w:gridCol w:w="3213"/>
+      <w:gridCol w:w="3213"/>
+    </w:tblGrid>
+    <w:tr>
+      <w:tc>
+        <w:tcPr>
+          <w:tcW w:type="dxa" w:w="3213"/>
+        </w:tcPr>
+        <w:p>
+          <w:r>
+            <w:rPr>
+              <w:sz w:val="16"/>
+            </w:rPr>
+            <w:t>{{project.company_name}}</w:t>
+          </w:r>
+        </w:p>
+      </w:tc>
+      <w:tc>
+        <w:tcPr>
+          <w:tcW w:type="dxa" w:w="3213"/>
+        </w:tcPr>
+        <w:p>
+          <w:pPr>
+            <w:jc w:val="center"/>
+          </w:pPr>
+          <w:r>
+            <w:rPr>
+              <w:sz w:val="16"/>
+            </w:rPr>
+            <w:t xml:space="preserve">Page </w:t>
+          </w:r>
+          <w:r>
+            <w:fldChar w:fldCharType="begin"/>
+            <w:instrText xml:space="preserve">PAGE</w:instrText>
+            <w:fldChar w:fldCharType="end"/>
+          </w:r>
+          <w:r>
+            <w:rPr>
+              <w:sz w:val="16"/>
+            </w:rPr>
+            <w:t xml:space="preserve"> of </w:t>
+          </w:r>
+          <w:r>
+            <w:fldChar w:fldCharType="begin"/>
+            <w:instrText xml:space="preserve">NUMPAGES</w:instrText>
+            <w:fldChar w:fldCharType="end"/>
+          </w:r>
+        </w:p>
+      </w:tc>
+      <w:tc>
+        <w:tcPr>
+          <w:tcW w:type="dxa" w:w="3213"/>
+        </w:tcPr>
+        <w:p>
+          <w:pPr>
+            <w:jc w:val="right"/>
+          </w:pPr>
+          <w:r>
+            <w:rPr>
+              <w:sz w:val="16"/>
+            </w:rPr>
+            <w:t>{{doc.number}}</w:t>
+          </w:r>
+        </w:p>
+      </w:tc>
+    </w:tr>
+  </w:tbl>
 </w:ftr>
 </file>
 
@@ -506,7 +1524,7 @@
     <w:rsid w:val="00FC693F"/>
     <w:rPr>
       <w:rFonts w:ascii="Arial" w:hAnsi="Arial"/>
-      <w:sz w:val="22"/>
+      <w:sz w:val="20"/>
     </w:rPr>
   </w:style>
   <w:style w:type="paragraph" w:styleId="Header">

--- a/StingTools/Docs/_template_sources/rfi.docx
+++ b/StingTools/Docs/_template_sources/rfi.docx
@@ -593,7 +593,7 @@
           </w:p>
           <w:p>
             <w:r>
-              <w:t>{{ref_type}}</w:t>
+              <w:t>{{references.ref_type}}</w:t>
             </w:r>
           </w:p>
         </w:tc>
@@ -609,7 +609,7 @@
           </w:tcPr>
           <w:p>
             <w:r>
-              <w:t>{{ref_id}}</w:t>
+              <w:t>{{references.ref_id}}</w:t>
             </w:r>
           </w:p>
         </w:tc>
@@ -625,7 +625,7 @@
           </w:tcPr>
           <w:p>
             <w:r>
-              <w:t>{{ref_title}}</w:t>
+              <w:t>{{references.ref_title}}</w:t>
             </w:r>
           </w:p>
         </w:tc>
@@ -641,7 +641,7 @@
           </w:tcPr>
           <w:p>
             <w:r>
-              <w:t>{{ref_url}}</w:t>
+              <w:t>{{references.ref_url}}</w:t>
             </w:r>
           </w:p>
           <w:p>
